--- a/Shitagaki.docx
+++ b/Shitagaki.docx
@@ -9,6 +9,37 @@
       </w:pPr>
       <w:r>
         <w:rPr/>
+        <w:t>　　補習校と友達</w:t>
+      </w:r>
+    </w:p>
+    <w:p>
+      <w:pPr>
+        <w:pStyle w:val="BodyText"/>
+        <w:jc w:val="end"/>
+        <w:rPr/>
+      </w:pPr>
+      <w:r>
+        <w:rPr/>
+        <w:t>中三　　ゴア　裕隆</w:t>
+      </w:r>
+    </w:p>
+    <w:p>
+      <w:pPr>
+        <w:pStyle w:val="BodyText"/>
+        <w:jc w:val="end"/>
+        <w:rPr/>
+      </w:pPr>
+      <w:r>
+        <w:rPr/>
+      </w:r>
+    </w:p>
+    <w:p>
+      <w:pPr>
+        <w:pStyle w:val="BodyText"/>
+        <w:rPr/>
+      </w:pPr>
+      <w:r>
+        <w:rPr/>
         <w:t>あいつが日本に帰ったときのことはあまり覚えていない。しかし、九年間の</w:t>
       </w:r>
       <w:r>
@@ -55,15 +86,7 @@
       </w:pPr>
       <w:r>
         <w:rPr/>
-        <w:t>こういうのは出会いから始まるもんだろう。しかし、あいつと初めて出会ったときのことなんて一つも覚えてない。小二の時だったのは知っているが、これも母に聞いて思い出したことだ。思えば、小二の思い出も九九しかない。僕がそいつと仲良くなったのは、小三のときだったと思う。</w:t>
-      </w:r>
-      <w:r>
-        <w:rPr/>
-        <w:t>2020</w:t>
-      </w:r>
-      <w:r>
-        <w:rPr/>
-        <w:t>年、コロナ禍の時期だ。補習校はオンライン授業になっていた。このときの担任は元気で楽しい先生。あいつと仲良くなったのは、この先生の笑いの絶えない授業の回し方に影響があったかもしれない。なかったかもしれない。少なくとも、オンライン授業での掛け合いを通じて、僕とあいつの距離は近くなった。</w:t>
+        <w:t>こういうのは出会いから始まるもんだろう。しかし、あいつと初めて出会ったときのことなんて一つも覚えてない。小二の時だったのは知っているが、これも母に聞いて思い出したことだ。思えば、小二の思い出も九九しかない。僕がそいつと仲良くなったのは、小三のときだったと思う。二〇二〇年、コロナ禍の時期だ。補習校はオンライン授業になっていた。このときの担任は元気で楽しい先生。あいつと仲良くなったのは、この先生の笑いの絶えない授業の回し方に影響があったかもしれない。なかったかもしれない。少なくとも、オンライン授業での掛け合いを通じて、僕とあいつの距離は近くなった。</w:t>
       </w:r>
     </w:p>
     <w:p>
@@ -73,31 +96,7 @@
       </w:pPr>
       <w:r>
         <w:rPr/>
-        <w:t>あいつとの思い出の大半は、放課後、補習校の近くの公園だ。よくやったのは</w:t>
-      </w:r>
-      <w:r>
-        <w:rPr/>
-        <w:t>RPG</w:t>
-      </w:r>
-      <w:r>
-        <w:rPr/>
-        <w:t>ごっこ遊びと砂場型シミューレーションゲーム「砂軍」。</w:t>
-      </w:r>
-      <w:r>
-        <w:rPr/>
-        <w:t>RPG</w:t>
-      </w:r>
-      <w:r>
-        <w:rPr/>
-        <w:t>ごっこは色んな敵とのバトルを僕がクリアしていく遊びで、あいつがずっと敵キャラやゲームでいう</w:t>
-      </w:r>
-      <w:r>
-        <w:rPr/>
-        <w:t>NPC</w:t>
-      </w:r>
-      <w:r>
-        <w:rPr/>
-        <w:t>をやっていた。ローグライトゲームのようにステージごとに強化したり新たな技を習得したりすることができ、具体的な勝利条件はなかったが、一緒に走り回るだけで楽しかった。次に砂軍。これは歴史好きで「信長の野望」が好きなあいつが考えた城型ウォーシミュレーションゲームだ。まず砂で城を作る。そこに将軍となるメインの棒と、大砲などの武器となる棒や石を付ける。それでターンごとに進軍、城の建設・占領、攻撃をし、相手の将軍を倒したら勝ちのゲームだ。このゲームはかなり好きだった記憶がある。攻撃の規模にはルールがなく、日が進むほどインフレしていった。他の友達とやったときには、あいつはゲームマスターになり天変地異を起こしていた。もう一つ印象に残っていることは、毎年秋に落ち葉をたくさん集めて城を作ったことだ。あいつの背丈ぐらいまで、一緒にうず高く積み上げた黄色い落ち葉の山。なぜか僕の脳裏に焼き付いて離れない光景だ。</w:t>
+        <w:t>あいつとの思い出の大半は、放課後、補習校の近くの公園だ。よくやったのはＲＰＧごっこ遊びと砂場型シミューレーションゲーム「砂軍」。ＲＰＧごっこは色んな敵とのバトルを僕がクリアしていく遊びで、あいつがずっと敵キャラやゲームでいうＮＰＣをやっていた。ローグライトゲームのようにステージごとに強化したり新たな技を習得したりすることができ、具体的な勝利条件はなかったが、一緒に走り回るだけで楽しかった。次に砂軍。これは歴史好きで「信長の野望」が好きなあいつが考えた城型ウォーシミュレーションゲームだ。まず砂で城を作る。そこに将軍となるメインの棒と、大砲などの武器となる棒や石を付ける。それでターンごとに進軍、城の建設・占領、攻撃をし、相手の将軍を倒したら勝ちのゲームだ。このゲームはかなり好きだった記憶がある。攻撃の規模にはルールがなく、日が進むほどインフレしていった。他の友達とやったときには、あいつはゲームマスターになり天変地異を起こしていた。もう一つ印象に残っていることは、毎年秋に落ち葉をたくさん集めて城を作ったことだ。あいつの背丈ぐらいまで、一緒にうず高く積み上げた黄色い落ち葉の山。なぜか僕の脳裏に焼き付いて離れない光景だ。</w:t>
       </w:r>
     </w:p>
     <w:p>
@@ -631,6 +630,7 @@
     <w:rsid w:val="00dd114c"/>
     <w:pPr>
       <w:widowControl/>
+      <w:suppressAutoHyphens w:val="true"/>
       <w:bidi w:val="0"/>
       <w:spacing w:before="0" w:after="0"/>
       <w:ind w:firstLineChars="100"/>
@@ -780,6 +780,7 @@
     <w:rsid w:val="00be1e40"/>
     <w:pPr>
       <w:widowControl/>
+      <w:suppressAutoHyphens w:val="true"/>
       <w:bidi w:val="0"/>
       <w:spacing w:before="0" w:after="0"/>
       <w:ind w:firstLineChars="100"/>
@@ -813,7 +814,7 @@
       <w:kern w:val="2"/>
       <w:sz w:val="24"/>
       <w:szCs w:val="24"/>
-      <w:lang w:val="en-US" w:bidi="hi-IN" w:eastAsia="ja-JP"/>
+      <w:lang w:val="en-US" w:eastAsia="ja-JP" w:bidi="hi-IN"/>
     </w:rPr>
   </w:style>
   <w:style w:type="paragraph" w:styleId="NormalWeb">

--- a/Shitagaki.docx
+++ b/Shitagaki.docx
@@ -9,7 +9,7 @@
       </w:pPr>
       <w:r>
         <w:rPr/>
-        <w:t>　　補習校と友達</w:t>
+        <w:t>　　補習校で出会ったあいつの話</w:t>
       </w:r>
     </w:p>
     <w:p>

--- a/Shitagaki.docx
+++ b/Shitagaki.docx
@@ -96,7 +96,7 @@
       </w:pPr>
       <w:r>
         <w:rPr/>
-        <w:t>あいつとの思い出の大半は、放課後、補習校の近くの公園だ。よくやったのはＲＰＧごっこ遊びと砂場型シミューレーションゲーム「砂軍」。ＲＰＧごっこは色んな敵とのバトルを僕がクリアしていく遊びで、あいつがずっと敵キャラやゲームでいうＮＰＣをやっていた。ローグライトゲームのようにステージごとに強化したり新たな技を習得したりすることができ、具体的な勝利条件はなかったが、一緒に走り回るだけで楽しかった。次に砂軍。これは歴史好きで「信長の野望」が好きなあいつが考えた城型ウォーシミュレーションゲームだ。まず砂で城を作る。そこに将軍となるメインの棒と、大砲などの武器となる棒や石を付ける。それでターンごとに進軍、城の建設・占領、攻撃をし、相手の将軍を倒したら勝ちのゲームだ。このゲームはかなり好きだった記憶がある。攻撃の規模にはルールがなく、日が進むほどインフレしていった。他の友達とやったときには、あいつはゲームマスターになり天変地異を起こしていた。もう一つ印象に残っていることは、毎年秋に落ち葉をたくさん集めて城を作ったことだ。あいつの背丈ぐらいまで、一緒にうず高く積み上げた黄色い落ち葉の山。なぜか僕の脳裏に焼き付いて離れない光景だ。</w:t>
+        <w:t>あいつとの思い出の大半は、放課後、補習校の近くの公園だ。よくやったのはＲＰＧごっこ遊びと砂場型シミュレーションゲーム「砂軍」。ＲＰＧごっこは色んな敵とのバトルを僕がクリアしていく遊びで、あいつがずっと敵キャラやゲームでいうＮＰＣをやっていた。ローグライトゲームのようにステージごとに強化したり、新たな技を習得したりすることができ、具体的な勝利条件はなかったが、一緒に走り回るだけで楽しかった。次に砂軍。これは歴史好きで「信長の野望」が好きなあいつが考えた城型ウォーシミュレーションゲームだ。まず砂で城を作る。そこに将軍となるメインの棒と、大砲などの武器となる棒や石を付ける。それでターンごとに進軍、城の建設・占領、攻撃をし、相手の将軍を倒したら勝ちのゲームだ。このゲームはかなり好きだった記憶がある。攻撃の規模にはルールがなく、日が進むほどインフレしていった。他の友達とやったときには、あいつはゲームマスターになり天変地異を起こしていた。もう一つ印象に残っていることは、毎年秋に落ち葉をたくさん集めて城を作ったことだ。あいつの背丈ぐらいまで、一緒にうず高く積み上げた黄色い落ち葉の山。なぜか僕の脳裏に焼き付いて離れない光景だ。</w:t>
       </w:r>
     </w:p>
     <w:p>

--- a/Shitagaki.docx
+++ b/Shitagaki.docx
@@ -86,7 +86,7 @@
       </w:pPr>
       <w:r>
         <w:rPr/>
-        <w:t>こういうのは出会いから始まるもんだろう。しかし、あいつと初めて出会ったときのことなんて一つも覚えてない。小二の時だったのは知っているが、これも母に聞いて思い出したことだ。思えば、小二の思い出も九九しかない。僕がそいつと仲良くなったのは、小三のときだったと思う。二〇二〇年、コロナ禍の時期だ。補習校はオンライン授業になっていた。このときの担任は元気で楽しい先生。あいつと仲良くなったのは、この先生の笑いの絶えない授業の回し方に影響があったかもしれない。なかったかもしれない。少なくとも、オンライン授業での掛け合いを通じて、僕とあいつの距離は近くなった。</w:t>
+        <w:t>こういうのは出会いから始まるもんだろう。しかし、あいつと初めて出会ったときのことなんて一つも覚えてない。小二の時だったのは知っているが、これも母に聞いて思い出したことだ。思えば、小二の思い出も九九しかない。僕があいつと親しくなったのは、小三のときだったと思う。二〇二〇年、コロナ禍の時期だ。補習校はオンライン授業になっていた。このときの担任は元気で楽しい先生。あいつと仲良くなったのは、この先生の笑いの絶えない授業の回し方に影響があったかもしれない。なかったかもしれない。少なくとも、オンライン授業での掛け合いを通じて、僕とあいつの距離は近くなった。</w:t>
       </w:r>
     </w:p>
     <w:p>

--- a/Shitagaki.docx
+++ b/Shitagaki.docx
@@ -86,7 +86,7 @@
       </w:pPr>
       <w:r>
         <w:rPr/>
-        <w:t>こういうのは出会いから始まるもんだろう。しかし、あいつと初めて出会ったときのことなんて一つも覚えてない。小二の時だったのは知っているが、これも母に聞いて思い出したことだ。思えば、小二の思い出も九九しかない。僕があいつと親しくなったのは、小三のときだったと思う。二〇二〇年、コロナ禍の時期だ。補習校はオンライン授業になっていた。このときの担任は元気で楽しい先生。あいつと仲良くなったのは、この先生の笑いの絶えない授業の回し方に影響があったかもしれない。なかったかもしれない。少なくとも、オンライン授業での掛け合いを通じて、僕とあいつの距離は近くなった。</w:t>
+        <w:t>こういうのは出会いから始まるもんだろう。しかし、あいつと初めて出会ったときのことなんて一つも覚えてない。小二のときだったらしいが、小二の思い出なんて九九しかない。僕があいつと親しくなったのは、小三のとき。二〇二〇年、コロナ禍の時期だ。補習校はオンライン授業になっていた。このときの担任は元気で楽しい先生。あいつと仲良くなったのは、この先生の笑いの絶えない授業の回し方に影響があったかもしれない。なかったかもしれない。少なくとも、オンライン授業での掛け合いを通じて、僕とあいつの距離は近くなった。</w:t>
       </w:r>
     </w:p>
     <w:p>
@@ -96,7 +96,7 @@
       </w:pPr>
       <w:r>
         <w:rPr/>
-        <w:t>あいつとの思い出の大半は、放課後、補習校の近くの公園だ。よくやったのはＲＰＧごっこ遊びと砂場型シミュレーションゲーム「砂軍」。ＲＰＧごっこは色んな敵とのバトルを僕がクリアしていく遊びで、あいつがずっと敵キャラやゲームでいうＮＰＣをやっていた。ローグライトゲームのようにステージごとに強化したり、新たな技を習得したりすることができ、具体的な勝利条件はなかったが、一緒に走り回るだけで楽しかった。次に砂軍。これは歴史好きで「信長の野望」が好きなあいつが考えた城型ウォーシミュレーションゲームだ。まず砂で城を作る。そこに将軍となるメインの棒と、大砲などの武器となる棒や石を付ける。それでターンごとに進軍、城の建設・占領、攻撃をし、相手の将軍を倒したら勝ちのゲームだ。このゲームはかなり好きだった記憶がある。攻撃の規模にはルールがなく、日が進むほどインフレしていった。他の友達とやったときには、あいつはゲームマスターになり天変地異を起こしていた。もう一つ印象に残っていることは、毎年秋に落ち葉をたくさん集めて城を作ったことだ。あいつの背丈ぐらいまで、一緒にうず高く積み上げた黄色い落ち葉の山。なぜか僕の脳裏に焼き付いて離れない光景だ。</w:t>
+        <w:t>あいつとの思い出の大半は、放課後、補習校の近くの公園だ。よくやったのはＲＰＧごっこ遊びと砂場型シミュレーションゲーム「砂軍」。ＲＰＧごっこは色んな敵とのバトルを僕がクリアしていく遊びで、あいつがずっと敵キャラやゲームでいうＮＰＣをやっていた。ローグライトのようにステージごとに強化したり、新たな技を習得したりすることができ、具体的な勝利条件はなかったが、一緒に走り回るだけで楽しかった。次に「砂軍」。これは歴史好きで「信長の野望」が好きなあいつが考えた城型ウォーシミュレーションゲームだ。まず砂で城を作る。そこに将軍となるメインの棒と、大砲などの武器となる棒や石を付ける。それでターンごとに進軍、城の建設・占領、攻撃をし、相手の将軍を倒したら勝ちのゲームだ。このゲームはかなり好きだった記憶がある。攻撃の規模にはルールがなく、日が進むほどインフレしていった。もう一つ印象に残っていることは、毎年秋に落ち葉をたくさん集めて城を作ったこと。なぜか僕の脳裏に焼き付いて離れない光景だ。</w:t>
       </w:r>
     </w:p>
     <w:p>
@@ -106,7 +106,7 @@
       </w:pPr>
       <w:r>
         <w:rPr/>
-        <w:t>あいつが補習校を去ってからもう三年になる。今でもあの公園は、僕にとって補習校生活の大事な場所だ。あそこで友達と食べる飯がいっちゃんうまい。あと、小学生の時に受けた理社の授業までのお昼休憩で、教室で友達と食べたお弁当もうまかった。いや、お弁当もおいしかったがそれ以上に、友達と過ごす時間が楽しかった。あいつが立って弁当を食べながら、しりとりでずっと「ぷ」攻めをして、みんなで大笑いしたこと。記憶力が悪い僕でも絶対に忘れることはないだろう。僕にとって、補習校で過ごした時間は、友達と飯を抜きにして語ることはできない。</w:t>
+        <w:t>あいつが補習校を去ってからもう三年になる。今でもあの公園は、僕にとって補習校生活の大事な場所だ。あそこで友達と食べる飯がいっちゃんうまい。あと、小学部の理社のお昼休憩で、教室で友達と食べたお弁当もうまかった。いや、お弁当もおいしかったがそれ以上に、友達と過ごす時間が楽しかった。あいつが立って弁当を食べながら、しりとりでずっと「ぷ」攻めをして、みんなで大笑いしたこと。記憶力が悪い僕でも絶対に忘れることはないだろう。僕にとって、補習校で過ごした時間は、友達と飯を抜きにして語ることはできない。</w:t>
       </w:r>
     </w:p>
     <w:p>

--- a/Shitagaki.docx
+++ b/Shitagaki.docx
@@ -96,7 +96,7 @@
       </w:pPr>
       <w:r>
         <w:rPr/>
-        <w:t>あいつとの思い出の大半は、放課後、補習校の近くの公園だ。よくやったのはＲＰＧごっこ遊びと砂場型シミュレーションゲーム「砂軍」。ＲＰＧごっこは色んな敵とのバトルを僕がクリアしていく遊びで、あいつがずっと敵キャラやゲームでいうＮＰＣをやっていた。ローグライトのようにステージごとに強化したり、新たな技を習得したりすることができ、具体的な勝利条件はなかったが、一緒に走り回るだけで楽しかった。次に「砂軍」。これは歴史好きで「信長の野望」が好きなあいつが考えた城型ウォーシミュレーションゲームだ。まず砂で城を作る。そこに将軍となるメインの棒と、大砲などの武器となる棒や石を付ける。それでターンごとに進軍、城の建設・占領、攻撃をし、相手の将軍を倒したら勝ちのゲームだ。このゲームはかなり好きだった記憶がある。攻撃の規模にはルールがなく、日が進むほどインフレしていった。もう一つ印象に残っていることは、毎年秋に落ち葉をたくさん集めて城を作ったこと。なぜか僕の脳裏に焼き付いて離れない光景だ。</w:t>
+        <w:t>あいつとの思い出の大半は、放課後、補習校の近くの公園だ。よくやったのはＲＰＧごっこ遊びと砂場型シミュレーションゲーム「砂軍」。ＲＰＧごっこは色んな敵とのバトルを僕がクリアしていく遊びで、あいつがずっと敵キャラやゲームでいうＮＰＣをやっていた。ローグライトのようにステージごとに強化したり、新たな技を習得したりすることができ、具体的な勝利条件はなかったが、一緒に走り回るだけで楽しかった。次に「砂軍」。これは歴史好きで「信長の野望」が好きなあいつが考えた城型ウォーシミュレーションゲームだ。まず砂で城を造る。そこに将軍となるメインの棒と、大砲などの武器となる棒や石を付ける。それでターンごとに進軍、城の建設・占領、攻撃をし、相手の将軍を倒したら勝ちのゲームだ。このゲームはかなり好きだった記憶がある。攻撃の規模にはルールがなく、日が進むほどインフレしていった。もう一つ印象に残っていることは、毎年秋に落ち葉をたくさん集めて城を作ったこと。なぜか僕の脳裏に焼き付いて離れない光景だ。</w:t>
       </w:r>
     </w:p>
     <w:p>
